--- a/Quanta, Actually - SERIES/QED Course/chapters/Lesson 63 Vacuum Polarization.docx
+++ b/Quanta, Actually - SERIES/QED Course/chapters/Lesson 63 Vacuum Polarization.docx
@@ -17,7 +17,7 @@
         <w:jc w:val="center"/>
       </w:pPr>
       <w:r>
-        <w:t>Lesson 63 of the Complete Quantum Electrodynamics Course</w:t>
+        <w:t>Lesson 63 of Quantum, Actually, Volume 2: A QED Course</w:t>
       </w:r>
     </w:p>
     <w:p>
@@ -114,7 +114,25 @@
         <w:pStyle w:val="ListBullet"/>
       </w:pPr>
       <w:r>
-        <w:t>Explain, in physical terms, why the finished answer is expected to satisfy q_μΠ^μν(q)=0, and what that condition would mean for the photon's own consistency.</w:t>
+        <w:t>Explain, in physical terms, why the finished answer is expected to satisfy q</w:t>
+      </w:r>
+      <w:r>
+        <w:rPr>
+          <w:vertAlign w:val="subscript"/>
+        </w:rPr>
+        <w:t>μ</w:t>
+      </w:r>
+      <w:r>
+        <w:t>Π</w:t>
+      </w:r>
+      <w:r>
+        <w:rPr>
+          <w:vertAlign w:val="superscript"/>
+        </w:rPr>
+        <w:t>μν</w:t>
+      </w:r>
+      <w:r>
+        <w:t>(q)=0, and what that condition would mean for the photon's own consistency.</w:t>
       </w:r>
     </w:p>
     <w:p>
@@ -214,7 +232,16 @@
           </w:tcPr>
           <w:p>
             <w:r>
-              <w:t>Π^μν(q)</w:t>
+              <w:t>Π</w:t>
+            </w:r>
+            <w:r>
+              <w:rPr>
+                <w:vertAlign w:val="superscript"/>
+              </w:rPr>
+              <w:t>μν</w:t>
+            </w:r>
+            <w:r>
+              <w:t>(q)</w:t>
             </w:r>
           </w:p>
         </w:tc>
@@ -349,6 +376,94 @@
         </w:tc>
       </w:tr>
     </w:tbl>
+    <w:tbl>
+      <w:tblPr>
+        <w:tblW w:type="auto" w:w="0"/>
+        <w:jc w:val="center"/>
+        <w:tblLayout w:type="fixed"/>
+        <w:tblLook w:firstColumn="1" w:firstRow="1" w:lastColumn="0" w:lastRow="0" w:noHBand="0" w:noVBand="1" w:val="04A0"/>
+        <w:tblBorders>
+          <w:top w:val="single" w:sz="8" w:color="7FA7CF"/>
+          <w:left w:val="single" w:sz="8" w:color="7FA7CF"/>
+          <w:bottom w:val="single" w:sz="8" w:color="7FA7CF"/>
+          <w:right w:val="single" w:sz="8" w:color="7FA7CF"/>
+        </w:tblBorders>
+      </w:tblPr>
+      <w:tblGrid>
+        <w:gridCol w:w="9392"/>
+      </w:tblGrid>
+      <w:tr>
+        <w:tc>
+          <w:tcPr>
+            <w:tcW w:type="dxa" w:w="9392"/>
+            <w:shd w:fill="F3F7FB"/>
+            <w:tcMar>
+              <w:top w:w="140" w:type="dxa"/>
+              <w:start w:w="140" w:type="dxa"/>
+              <w:bottom w:w="140" w:type="dxa"/>
+              <w:end w:w="140" w:type="dxa"/>
+            </w:tcMar>
+          </w:tcPr>
+          <w:p>
+            <w:r>
+              <w:rPr>
+                <w:b/>
+                <w:color w:val="1F4E78"/>
+              </w:rPr>
+              <w:t>First pass: the result before the derivation</w:t>
+            </w:r>
+          </w:p>
+          <w:p>
+            <w:pPr>
+              <w:spacing w:after="60"/>
+            </w:pPr>
+            <w:r>
+              <w:t>The vacuum-polarization loop is iΠ</w:t>
+            </w:r>
+            <w:r>
+              <w:rPr>
+                <w:vertAlign w:val="superscript"/>
+              </w:rPr>
+              <w:t>μν</w:t>
+            </w:r>
+            <w:r>
+              <w:t>(q) = −e²∫d⁴k/(2π)⁴ Tr[γ</w:t>
+            </w:r>
+            <w:r>
+              <w:rPr>
+                <w:vertAlign w:val="superscript"/>
+              </w:rPr>
+              <w:t>μ</w:t>
+            </w:r>
+            <w:r>
+              <w:t>(k̸ + m)γ</w:t>
+            </w:r>
+            <w:r>
+              <w:rPr>
+                <w:vertAlign w:val="superscript"/>
+              </w:rPr>
+              <w:t>ν</w:t>
+            </w:r>
+            <w:r>
+              <w:t>(k̸ − q̸ + m)]/[(k² − m²)((k − q)² − m²)], which naively grows like Λ².</w:t>
+            </w:r>
+          </w:p>
+          <w:p>
+            <w:pPr>
+              <w:spacing w:after="60"/>
+            </w:pPr>
+            <w:r>
+              <w:t>A photon briefly becoming a pair is what makes the charge run (Lesson 69).</w:t>
+            </w:r>
+          </w:p>
+        </w:tc>
+      </w:tr>
+    </w:tbl>
+    <w:p>
+      <w:pPr>
+        <w:spacing w:after="80"/>
+      </w:pPr>
+    </w:p>
     <w:p>
       <w:pPr>
         <w:pStyle w:val="Heading2"/>
@@ -359,95 +474,56 @@
     </w:p>
     <w:p>
       <w:pPr>
-        <w:spacing w:before="160" w:after="160"/>
+        <w:keepNext/>
+        <w:spacing w:before="160" w:after="40"/>
         <w:jc w:val="center"/>
       </w:pPr>
       <w:r>
+        <w:drawing>
+          <wp:inline xmlns:a="http://schemas.openxmlformats.org/drawingml/2006/main" xmlns:pic="http://schemas.openxmlformats.org/drawingml/2006/picture">
+            <wp:extent cx="5486400" cy="1474640"/>
+            <wp:docPr id="1" name="Picture 1"/>
+            <wp:cNvGraphicFramePr>
+              <a:graphicFrameLocks noChangeAspect="1"/>
+            </wp:cNvGraphicFramePr>
+            <a:graphic>
+              <a:graphicData uri="http://schemas.openxmlformats.org/drawingml/2006/picture">
+                <pic:pic>
+                  <pic:nvPicPr>
+                    <pic:cNvPr id="0" name="L63_vp.png"/>
+                    <pic:cNvPicPr/>
+                  </pic:nvPicPr>
+                  <pic:blipFill>
+                    <a:blip r:embed="rId11"/>
+                    <a:stretch>
+                      <a:fillRect/>
+                    </a:stretch>
+                  </pic:blipFill>
+                  <pic:spPr>
+                    <a:xfrm>
+                      <a:off x="0" y="0"/>
+                      <a:ext cx="5486400" cy="1474640"/>
+                    </a:xfrm>
+                    <a:prstGeom prst="rect"/>
+                  </pic:spPr>
+                </pic:pic>
+              </a:graphicData>
+            </a:graphic>
+          </wp:inline>
+        </w:drawing>
+      </w:r>
+    </w:p>
+    <w:p>
+      <w:pPr>
+        <w:spacing w:after="200"/>
+        <w:jc w:val="center"/>
+      </w:pPr>
+      <w:r>
         <w:rPr>
-          <w:rFonts w:ascii="Consolas" w:hAnsi="Consolas" w:cs="Consolas" w:eastAsia="Consolas"/>
-          <w:sz w:val="20"/>
+          <w:i/>
+          <w:sz w:val="19"/>
         </w:rPr>
-        <w:t xml:space="preserve">         γ(q)</w:t>
-      </w:r>
-      <w:r>
-        <w:rPr>
-          <w:rFonts w:ascii="Consolas" w:hAnsi="Consolas" w:cs="Consolas" w:eastAsia="Consolas"/>
-          <w:sz w:val="20"/>
-        </w:rPr>
-        <w:br/>
-        <w:t xml:space="preserve">          |</w:t>
-      </w:r>
-      <w:r>
-        <w:rPr>
-          <w:rFonts w:ascii="Consolas" w:hAnsi="Consolas" w:cs="Consolas" w:eastAsia="Consolas"/>
-          <w:sz w:val="20"/>
-        </w:rPr>
-        <w:br/>
-        <w:t xml:space="preserve">          *</w:t>
-      </w:r>
-      <w:r>
-        <w:rPr>
-          <w:rFonts w:ascii="Consolas" w:hAnsi="Consolas" w:cs="Consolas" w:eastAsia="Consolas"/>
-          <w:sz w:val="20"/>
-        </w:rPr>
-        <w:br/>
-        <w:t xml:space="preserve">         / \</w:t>
-      </w:r>
-      <w:r>
-        <w:rPr>
-          <w:rFonts w:ascii="Consolas" w:hAnsi="Consolas" w:cs="Consolas" w:eastAsia="Consolas"/>
-          <w:sz w:val="20"/>
-        </w:rPr>
-        <w:br/>
-        <w:t xml:space="preserve">        /   \</w:t>
-      </w:r>
-      <w:r>
-        <w:rPr>
-          <w:rFonts w:ascii="Consolas" w:hAnsi="Consolas" w:cs="Consolas" w:eastAsia="Consolas"/>
-          <w:sz w:val="20"/>
-        </w:rPr>
-        <w:br/>
-        <w:t xml:space="preserve">       |     |   electron loop, momenta k and k−q</w:t>
-      </w:r>
-      <w:r>
-        <w:rPr>
-          <w:rFonts w:ascii="Consolas" w:hAnsi="Consolas" w:cs="Consolas" w:eastAsia="Consolas"/>
-          <w:sz w:val="20"/>
-        </w:rPr>
-        <w:br/>
-        <w:t xml:space="preserve">        \   /</w:t>
-      </w:r>
-      <w:r>
-        <w:rPr>
-          <w:rFonts w:ascii="Consolas" w:hAnsi="Consolas" w:cs="Consolas" w:eastAsia="Consolas"/>
-          <w:sz w:val="20"/>
-        </w:rPr>
-        <w:br/>
-        <w:t xml:space="preserve">         \ /</w:t>
-      </w:r>
-      <w:r>
-        <w:rPr>
-          <w:rFonts w:ascii="Consolas" w:hAnsi="Consolas" w:cs="Consolas" w:eastAsia="Consolas"/>
-          <w:sz w:val="20"/>
-        </w:rPr>
-        <w:br/>
-        <w:t xml:space="preserve">          *</w:t>
-      </w:r>
-      <w:r>
-        <w:rPr>
-          <w:rFonts w:ascii="Consolas" w:hAnsi="Consolas" w:cs="Consolas" w:eastAsia="Consolas"/>
-          <w:sz w:val="20"/>
-        </w:rPr>
-        <w:br/>
-        <w:t xml:space="preserve">          |</w:t>
-      </w:r>
-      <w:r>
-        <w:rPr>
-          <w:rFonts w:ascii="Consolas" w:hAnsi="Consolas" w:cs="Consolas" w:eastAsia="Consolas"/>
-          <w:sz w:val="20"/>
-        </w:rPr>
-        <w:br/>
-        <w:t xml:space="preserve">         γ(q)</w:t>
+        <w:t>Figure 63.1. Vacuum polarization. The photon briefly becomes an electron–positron pair; loop momenta k and k − q; the closed fermion loop gives a trace and a minus sign.</w:t>
       </w:r>
     </w:p>
     <w:p>
@@ -468,7 +544,25 @@
         <w:pStyle w:val="ListBullet"/>
       </w:pPr>
       <w:r>
-        <w:t>The vertex factor, ieγ^μ at one end of the loop and ieγ^ν at the other, derived in Lesson 45 and reused in every diagram since.</w:t>
+        <w:t>The vertex factor, ieγ</w:t>
+      </w:r>
+      <w:r>
+        <w:rPr>
+          <w:vertAlign w:val="superscript"/>
+        </w:rPr>
+        <w:t>μ</w:t>
+      </w:r>
+      <w:r>
+        <w:t xml:space="preserve"> at one end of the loop and ieγ</w:t>
+      </w:r>
+      <w:r>
+        <w:rPr>
+          <w:vertAlign w:val="superscript"/>
+        </w:rPr>
+        <w:t>ν</w:t>
+      </w:r>
+      <w:r>
+        <w:t xml:space="preserve"> at the other, derived in Lesson 45 and reused in every diagram since.</w:t>
       </w:r>
     </w:p>
     <w:p>
@@ -1163,7 +1257,43 @@
     </w:p>
     <w:p>
       <w:r>
-        <w:t>The trace Tr[γ^μ(k̸+m)γ^ν((k̸−q̸)+m)] looks unfamiliar only because of where the momenta k and k−q come from; the trace itself has the identical structure to Tr[(p̸₁+m)γ^μ(p̸₂+m)γ^ν], computed once and for all in Lesson 21, Section 5, and reused without a new derivation in Lessons 54 and 57. Moving the last factor of this lesson's trace to the front using cyclicity of the trace (the same manipulation used throughout Part VIII),</w:t>
+        <w:t>The trace Tr[γ</w:t>
+      </w:r>
+      <w:r>
+        <w:rPr>
+          <w:vertAlign w:val="superscript"/>
+        </w:rPr>
+        <w:t>μ</w:t>
+      </w:r>
+      <w:r>
+        <w:t>(k̸+m)γ</w:t>
+      </w:r>
+      <w:r>
+        <w:rPr>
+          <w:vertAlign w:val="superscript"/>
+        </w:rPr>
+        <w:t>ν</w:t>
+      </w:r>
+      <w:r>
+        <w:t>((k̸−q̸)+m)] looks unfamiliar only because of where the momenta k and k−q come from; the trace itself has the identical structure to Tr[(p̸₁+m)γ</w:t>
+      </w:r>
+      <w:r>
+        <w:rPr>
+          <w:vertAlign w:val="superscript"/>
+        </w:rPr>
+        <w:t>μ</w:t>
+      </w:r>
+      <w:r>
+        <w:t>(p̸₂+m)γ</w:t>
+      </w:r>
+      <w:r>
+        <w:rPr>
+          <w:vertAlign w:val="superscript"/>
+        </w:rPr>
+        <w:t>ν</w:t>
+      </w:r>
+      <w:r>
+        <w:t>], computed once and for all in Lesson 21, Section 5, and reused without a new derivation in Lessons 54 and 57. Moving the last factor of this lesson's trace to the front using cyclicity of the trace (the same manipulation used throughout Part VIII),</w:t>
       </w:r>
     </w:p>
     <w:p>
@@ -1692,7 +1822,52 @@
     </w:p>
     <w:p>
       <w:r>
-        <w:t>For large k, each term in the trace — (k−q)^μk^ν, (k−q)^νk^μ, and g^μν((k−q)·k−m²) — is built from two factors of k (since k−q≈k when k is huge), so the whole trace grows like k², two powers of the loop momentum. The denominator, (k²−m²)((k−q)²−m²), is built from two propagators, each growing like k² at large k, so the denominator grows like k⁴.</w:t>
+        <w:t>For large k, each term in the trace — (k−q)</w:t>
+      </w:r>
+      <w:r>
+        <w:rPr>
+          <w:vertAlign w:val="superscript"/>
+        </w:rPr>
+        <w:t>μ</w:t>
+      </w:r>
+      <w:r>
+        <w:t>k</w:t>
+      </w:r>
+      <w:r>
+        <w:rPr>
+          <w:vertAlign w:val="superscript"/>
+        </w:rPr>
+        <w:t>ν</w:t>
+      </w:r>
+      <w:r>
+        <w:t>, (k−q)</w:t>
+      </w:r>
+      <w:r>
+        <w:rPr>
+          <w:vertAlign w:val="superscript"/>
+        </w:rPr>
+        <w:t>ν</w:t>
+      </w:r>
+      <w:r>
+        <w:t>k</w:t>
+      </w:r>
+      <w:r>
+        <w:rPr>
+          <w:vertAlign w:val="superscript"/>
+        </w:rPr>
+        <w:t>μ</w:t>
+      </w:r>
+      <w:r>
+        <w:t>, and g</w:t>
+      </w:r>
+      <w:r>
+        <w:rPr>
+          <w:vertAlign w:val="superscript"/>
+        </w:rPr>
+        <w:t>μν</w:t>
+      </w:r>
+      <w:r>
+        <w:t>((k−q)·k−m²) — is built from two factors of k (since k−q≈k when k is huge), so the whole trace grows like k², two powers of the loop momentum. The denominator, (k²−m²)((k−q)²−m²), is built from two propagators, each growing like k² at large k, so the denominator grows like k⁴.</w:t>
       </w:r>
     </w:p>
     <w:p>
@@ -1810,12 +1985,93 @@
         <w:pStyle w:val="Heading3"/>
       </w:pPr>
       <w:r>
-        <w:t>4.1 Why Π^μν(q) should be transverse</w:t>
+        <w:t>4.1 Why Π</w:t>
+      </w:r>
+      <w:r>
+        <w:rPr>
+          <w:vertAlign w:val="superscript"/>
+        </w:rPr>
+        <w:t>μν</w:t>
+      </w:r>
+      <w:r>
+        <w:t>(q) should be transverse</w:t>
       </w:r>
     </w:p>
     <w:p>
       <w:r>
-        <w:t>Whatever Π^μν(q) turns out to equal once the integral of Section 3 is properly handled, it cannot be an arbitrary tensor built from q^μ, q^ν, and g^μν. This diagram is inserted, in any larger calculation, between two photon propagators, each of which is ultimately attached to a conserved current (Lesson 42, Section 5.1's ∂_μj^μ=0). Lesson 48, Section 4.3, already leaned on the same fact, that a piece of a photon-line object proportional to q^μ contracts to zero against a conserved current; consistency with that same physical requirement suggests that Π^μν(q) itself should satisfy</w:t>
+        <w:t>Whatever Π</w:t>
+      </w:r>
+      <w:r>
+        <w:rPr>
+          <w:vertAlign w:val="superscript"/>
+        </w:rPr>
+        <w:t>μν</w:t>
+      </w:r>
+      <w:r>
+        <w:t>(q) turns out to equal once the integral of Section 3 is properly handled, it cannot be an arbitrary tensor built from q</w:t>
+      </w:r>
+      <w:r>
+        <w:rPr>
+          <w:vertAlign w:val="superscript"/>
+        </w:rPr>
+        <w:t>μ</w:t>
+      </w:r>
+      <w:r>
+        <w:t>, q</w:t>
+      </w:r>
+      <w:r>
+        <w:rPr>
+          <w:vertAlign w:val="superscript"/>
+        </w:rPr>
+        <w:t>ν</w:t>
+      </w:r>
+      <w:r>
+        <w:t>, and g</w:t>
+      </w:r>
+      <w:r>
+        <w:rPr>
+          <w:vertAlign w:val="superscript"/>
+        </w:rPr>
+        <w:t>μν</w:t>
+      </w:r>
+      <w:r>
+        <w:t>. This diagram is inserted, in any larger calculation, between two photon propagators, each of which is ultimately attached to a conserved current (Lesson 42, Section 5.1's ∂</w:t>
+      </w:r>
+      <w:r>
+        <w:rPr>
+          <w:vertAlign w:val="subscript"/>
+        </w:rPr>
+        <w:t>μ</w:t>
+      </w:r>
+      <w:r>
+        <w:t>j</w:t>
+      </w:r>
+      <w:r>
+        <w:rPr>
+          <w:vertAlign w:val="superscript"/>
+        </w:rPr>
+        <w:t>μ</w:t>
+      </w:r>
+      <w:r>
+        <w:t>=0). Lesson 48, Section 4.3, already leaned on the same fact, that a piece of a photon-line object proportional to q</w:t>
+      </w:r>
+      <w:r>
+        <w:rPr>
+          <w:vertAlign w:val="superscript"/>
+        </w:rPr>
+        <w:t>μ</w:t>
+      </w:r>
+      <w:r>
+        <w:t xml:space="preserve"> contracts to zero against a conserved current; consistency with that same physical requirement suggests that Π</w:t>
+      </w:r>
+      <w:r>
+        <w:rPr>
+          <w:vertAlign w:val="superscript"/>
+        </w:rPr>
+        <w:t>μν</w:t>
+      </w:r>
+      <w:r>
+        <w:t>(q) itself should satisfy</w:t>
       </w:r>
     </w:p>
     <w:p>
@@ -1884,7 +2140,88 @@
     </w:p>
     <w:p>
       <w:r>
-        <w:t>A tensor built from q^μ, q^ν, and g^μν that is forced to vanish when contracted with q_μ can only take the form Π^μν(q)=(q²g^μν−q^μq^ν)Π(q²) for some ordinary function Π(q²) (Exercise 13 checks that this specific combination is transverse). If the true, fully evaluated Π^μν(q) does take this form, two powers of q would need to factor out of an expression that Section 3 found growing like Λ² before any such factoring, which would leave the remaining scalar function Π(q²) growing more slowly than Λ² — the standard resolution to this kind of tension between a naive power count and a symmetry requirement.</w:t>
+        <w:t>A tensor built from q</w:t>
+      </w:r>
+      <w:r>
+        <w:rPr>
+          <w:vertAlign w:val="superscript"/>
+        </w:rPr>
+        <w:t>μ</w:t>
+      </w:r>
+      <w:r>
+        <w:t>, q</w:t>
+      </w:r>
+      <w:r>
+        <w:rPr>
+          <w:vertAlign w:val="superscript"/>
+        </w:rPr>
+        <w:t>ν</w:t>
+      </w:r>
+      <w:r>
+        <w:t>, and g</w:t>
+      </w:r>
+      <w:r>
+        <w:rPr>
+          <w:vertAlign w:val="superscript"/>
+        </w:rPr>
+        <w:t>μν</w:t>
+      </w:r>
+      <w:r>
+        <w:t xml:space="preserve"> that is forced to vanish when contracted with q</w:t>
+      </w:r>
+      <w:r>
+        <w:rPr>
+          <w:vertAlign w:val="subscript"/>
+        </w:rPr>
+        <w:t>μ</w:t>
+      </w:r>
+      <w:r>
+        <w:t xml:space="preserve"> can only take the form Π</w:t>
+      </w:r>
+      <w:r>
+        <w:rPr>
+          <w:vertAlign w:val="superscript"/>
+        </w:rPr>
+        <w:t>μν</w:t>
+      </w:r>
+      <w:r>
+        <w:t>(q)=(q²g</w:t>
+      </w:r>
+      <w:r>
+        <w:rPr>
+          <w:vertAlign w:val="superscript"/>
+        </w:rPr>
+        <w:t>μν</w:t>
+      </w:r>
+      <w:r>
+        <w:t>−q</w:t>
+      </w:r>
+      <w:r>
+        <w:rPr>
+          <w:vertAlign w:val="superscript"/>
+        </w:rPr>
+        <w:t>μ</w:t>
+      </w:r>
+      <w:r>
+        <w:t>q</w:t>
+      </w:r>
+      <w:r>
+        <w:rPr>
+          <w:vertAlign w:val="superscript"/>
+        </w:rPr>
+        <w:t>ν</w:t>
+      </w:r>
+      <w:r>
+        <w:t>)Π(q²) for some ordinary function Π(q²) (Exercise 13 checks that this specific combination is transverse). If the true, fully evaluated Π</w:t>
+      </w:r>
+      <w:r>
+        <w:rPr>
+          <w:vertAlign w:val="superscript"/>
+        </w:rPr>
+        <w:t>μν</w:t>
+      </w:r>
+      <w:r>
+        <w:t>(q) does take this form, two powers of q would need to factor out of an expression that Section 3 found growing like Λ² before any such factoring, which would leave the remaining scalar function Π(q²) growing more slowly than Λ² — the standard resolution to this kind of tension between a naive power count and a symmetry requirement.</w:t>
       </w:r>
     </w:p>
     <w:p>
@@ -1897,7 +2234,16 @@
     </w:p>
     <w:p>
       <w:r>
-        <w:t>This lesson has not proven that Π^μν(q) is transverse — that requires either carrying out the integral with a specific regularization scheme and checking directly, or invoking the Ward identity in its full form, neither of which belongs to this lesson. Section 4.1 states a physically motivated expectation, not a completed derivation, and Section 4.2 previews its consequence without carrying out the calculation that would confirm it. Lesson 67 regularizes the integral of Section 1.2 explicitly and checks transversality directly on the result; Lesson 72 proves the general Ward identity that guarantees it for every diagram of this kind, not only this one.</w:t>
+        <w:t>This lesson has not proven that Π</w:t>
+      </w:r>
+      <w:r>
+        <w:rPr>
+          <w:vertAlign w:val="superscript"/>
+        </w:rPr>
+        <w:t>μν</w:t>
+      </w:r>
+      <w:r>
+        <w:t>(q) is transverse — that requires either carrying out the integral with a specific regularization scheme and checking directly, or invoking the Ward identity in its full form, neither of which belongs to this lesson. Section 4.1 states a physically motivated expectation, not a completed derivation, and Section 4.2 previews its consequence without carrying out the calculation that would confirm it. Lesson 67 regularizes the integral of Section 1.2 explicitly and checks transversality directly on the result; Lesson 72 proves the general Ward identity that guarantees it for every diagram of this kind, not only this one.</w:t>
       </w:r>
     </w:p>
     <w:p>
@@ -2008,7 +2354,34 @@
           </w:tcPr>
           <w:p>
             <w:r>
-              <w:t>iΠ^μν(q)=−e²∫d⁴k/(2π)⁴ Tr[γ^μ(k̸+m)γ^ν((k̸−q̸)+m)]/[(k²−m²)((k−q)²−m²)]</w:t>
+              <w:t>iΠ</w:t>
+            </w:r>
+            <w:r>
+              <w:rPr>
+                <w:vertAlign w:val="superscript"/>
+              </w:rPr>
+              <w:t>μν</w:t>
+            </w:r>
+            <w:r>
+              <w:t>(q)=−e²∫d⁴k/(2π)⁴ Tr[γ</w:t>
+            </w:r>
+            <w:r>
+              <w:rPr>
+                <w:vertAlign w:val="superscript"/>
+              </w:rPr>
+              <w:t>μ</w:t>
+            </w:r>
+            <w:r>
+              <w:t>(k̸+m)γ</w:t>
+            </w:r>
+            <w:r>
+              <w:rPr>
+                <w:vertAlign w:val="superscript"/>
+              </w:rPr>
+              <w:t>ν</w:t>
+            </w:r>
+            <w:r>
+              <w:t>((k̸−q̸)+m)]/[(k²−m²)((k−q)²−m²)]</w:t>
             </w:r>
           </w:p>
         </w:tc>
@@ -2119,7 +2492,25 @@
           </w:tcPr>
           <w:p>
             <w:r>
-              <w:t>Expected transversality, q_μΠ^μν=0</w:t>
+              <w:t>Expected transversality, q</w:t>
+            </w:r>
+            <w:r>
+              <w:rPr>
+                <w:vertAlign w:val="subscript"/>
+              </w:rPr>
+              <w:t>μ</w:t>
+            </w:r>
+            <w:r>
+              <w:t>Π</w:t>
+            </w:r>
+            <w:r>
+              <w:rPr>
+                <w:vertAlign w:val="superscript"/>
+              </w:rPr>
+              <w:t>μν</w:t>
+            </w:r>
+            <w:r>
+              <w:t>=0</w:t>
             </w:r>
           </w:p>
         </w:tc>
@@ -2208,7 +2599,34 @@
         </w:numPr>
       </w:pPr>
       <w:r>
-        <w:t>Collecting every numerical prefactor gives iΠ^μν(q)=−e²∫d⁴k/(2π)⁴ Tr[γ^μ(k̸+m)γ^ν((k̸−q̸)+m)]/[(k²−m²)((k−q)²−m²)].</w:t>
+        <w:t>Collecting every numerical prefactor gives iΠ</w:t>
+      </w:r>
+      <w:r>
+        <w:rPr>
+          <w:vertAlign w:val="superscript"/>
+        </w:rPr>
+        <w:t>μν</w:t>
+      </w:r>
+      <w:r>
+        <w:t>(q)=−e²∫d⁴k/(2π)⁴ Tr[γ</w:t>
+      </w:r>
+      <w:r>
+        <w:rPr>
+          <w:vertAlign w:val="superscript"/>
+        </w:rPr>
+        <w:t>μ</w:t>
+      </w:r>
+      <w:r>
+        <w:t>(k̸+m)γ</w:t>
+      </w:r>
+      <w:r>
+        <w:rPr>
+          <w:vertAlign w:val="superscript"/>
+        </w:rPr>
+        <w:t>ν</w:t>
+      </w:r>
+      <w:r>
+        <w:t>((k̸−q̸)+m)]/[(k²−m²)((k−q)²−m²)].</w:t>
       </w:r>
     </w:p>
     <w:p>
@@ -2244,7 +2662,34 @@
         </w:numPr>
       </w:pPr>
       <w:r>
-        <w:t>Physical consistency with current conservation suggests the finished Π^μν(q) should be transverse, q_μΠ^μν(q)=0, which would soften the divergence once properly imposed — an expectation, not yet a proof.</w:t>
+        <w:t>Physical consistency with current conservation suggests the finished Π</w:t>
+      </w:r>
+      <w:r>
+        <w:rPr>
+          <w:vertAlign w:val="superscript"/>
+        </w:rPr>
+        <w:t>μν</w:t>
+      </w:r>
+      <w:r>
+        <w:t>(q) should be transverse, q</w:t>
+      </w:r>
+      <w:r>
+        <w:rPr>
+          <w:vertAlign w:val="subscript"/>
+        </w:rPr>
+        <w:t>μ</w:t>
+      </w:r>
+      <w:r>
+        <w:t>Π</w:t>
+      </w:r>
+      <w:r>
+        <w:rPr>
+          <w:vertAlign w:val="superscript"/>
+        </w:rPr>
+        <w:t>μν</w:t>
+      </w:r>
+      <w:r>
+        <w:t>(q)=0, which would soften the divergence once properly imposed — an expectation, not yet a proof.</w:t>
       </w:r>
     </w:p>
     <w:p>
@@ -2256,7 +2701,7 @@
         </w:numPr>
       </w:pPr>
       <w:r>
-        <w:t>Lessons 67, 68, and 68 in turn regularize the integral, extract its physical content, and use that content to describe how the electron's effective charge depends on distance or energy.</w:t>
+        <w:t>Lessons 67, 68, and 69 in turn regularize the integral, extract its physical content, and use that content to describe how the electron's effective charge depends on distance or energy.</w:t>
       </w:r>
     </w:p>
     <w:p>
@@ -2357,7 +2802,13 @@
           </w:tcPr>
           <w:p>
             <w:r>
-              <w:t>List the four ingredients of Section 1.1 and, for each one, name the earlier lesson that first derived it.</w:t>
+              <w:rPr>
+                <w:b/>
+              </w:rPr>
+              <w:t>Core.</w:t>
+            </w:r>
+            <w:r>
+              <w:t xml:space="preserve"> List the four ingredients of Section 1.1 and, for each one, name the earlier lesson that first derived it.</w:t>
             </w:r>
           </w:p>
         </w:tc>
@@ -2395,7 +2846,13 @@
           </w:tcPr>
           <w:p>
             <w:r>
-              <w:t>Explain, in your own words, why a closed loop with no external spinor legs must be traced, referring to how an external line's spinor was used in Lesson 52's calculations by contrast.</w:t>
+              <w:rPr>
+                <w:b/>
+              </w:rPr>
+              <w:t>Extension.</w:t>
+            </w:r>
+            <w:r>
+              <w:t xml:space="preserve"> Explain, in your own words, why a closed loop with no external spinor legs must be traced, referring to how an external line's spinor was used in Lesson 52's calculations by contrast.</w:t>
             </w:r>
           </w:p>
         </w:tc>
@@ -2431,7 +2888,13 @@
           </w:tcPr>
           <w:p>
             <w:r>
-              <w:t>Verify Worked example 1's bookkeeping: multiply out (ie)(ie)(i)(i)(−1) step by step and confirm the result is −e².</w:t>
+              <w:rPr>
+                <w:b/>
+              </w:rPr>
+              <w:t>Core.</w:t>
+            </w:r>
+            <w:r>
+              <w:t xml:space="preserve"> Verify Worked example 1's bookkeeping: multiply out (ie)(ie)(i)(i)(−1) step by step and confirm the result is −e².</w:t>
             </w:r>
           </w:p>
         </w:tc>
@@ -2469,7 +2932,31 @@
           </w:tcPr>
           <w:p>
             <w:r>
-              <w:t>State Lesson 21's trace formula for Tr[(p̸₁+m)γ^μ(p̸₂+m)γ^ν] from memory, then check it against the lesson text.</w:t>
+              <w:rPr>
+                <w:b/>
+              </w:rPr>
+              <w:t>Core.</w:t>
+            </w:r>
+            <w:r>
+              <w:t xml:space="preserve"> State Lesson 21's trace formula for Tr[(p̸₁+m)γ</w:t>
+            </w:r>
+            <w:r>
+              <w:rPr>
+                <w:vertAlign w:val="superscript"/>
+              </w:rPr>
+              <w:t>μ</w:t>
+            </w:r>
+            <w:r>
+              <w:t>(p̸₂+m)γ</w:t>
+            </w:r>
+            <w:r>
+              <w:rPr>
+                <w:vertAlign w:val="superscript"/>
+              </w:rPr>
+              <w:t>ν</w:t>
+            </w:r>
+            <w:r>
+              <w:t>] from memory, then check it against the lesson text.</w:t>
             </w:r>
           </w:p>
         </w:tc>
@@ -2505,7 +2992,31 @@
           </w:tcPr>
           <w:p>
             <w:r>
-              <w:t>Use cyclicity of the trace to rewrite Tr[γ^μ(k̸+m)γ^ν((k̸−q̸)+m)] with the third factor moved to the front, matching Section 2.1's step exactly.</w:t>
+              <w:rPr>
+                <w:b/>
+              </w:rPr>
+              <w:t>Core.</w:t>
+            </w:r>
+            <w:r>
+              <w:t xml:space="preserve"> Use cyclicity of the trace to rewrite Tr[γ</w:t>
+            </w:r>
+            <w:r>
+              <w:rPr>
+                <w:vertAlign w:val="superscript"/>
+              </w:rPr>
+              <w:t>μ</w:t>
+            </w:r>
+            <w:r>
+              <w:t>(k̸+m)γ</w:t>
+            </w:r>
+            <w:r>
+              <w:rPr>
+                <w:vertAlign w:val="superscript"/>
+              </w:rPr>
+              <w:t>ν</w:t>
+            </w:r>
+            <w:r>
+              <w:t>((k̸−q̸)+m)] with the third factor moved to the front, matching Section 2.1's step exactly.</w:t>
             </w:r>
           </w:p>
         </w:tc>
@@ -2543,7 +3054,13 @@
           </w:tcPr>
           <w:p>
             <w:r>
-              <w:t>Substitute p₁=k−q, p₂=k into Lesson 21's formula and derive Section 2.2's result explicitly.</w:t>
+              <w:rPr>
+                <w:b/>
+              </w:rPr>
+              <w:t>Core.</w:t>
+            </w:r>
+            <w:r>
+              <w:t xml:space="preserve"> Substitute p₁=k−q, p₂=k into Lesson 21's formula and derive Section 2.2's result explicitly.</w:t>
             </w:r>
           </w:p>
         </w:tc>
@@ -2579,7 +3096,13 @@
           </w:tcPr>
           <w:p>
             <w:r>
-              <w:t>Explain why no new gamma-matrix identity was needed anywhere in Section 2, referring to Worked example 2's argument about what Lesson 21's derivation actually assumed.</w:t>
+              <w:rPr>
+                <w:b/>
+              </w:rPr>
+              <w:t>Extension.</w:t>
+            </w:r>
+            <w:r>
+              <w:t xml:space="preserve"> Explain why no new gamma-matrix identity was needed anywhere in Section 2, referring to Worked example 2's argument about what Lesson 21's derivation actually assumed.</w:t>
             </w:r>
           </w:p>
         </w:tc>
@@ -2617,7 +3140,13 @@
           </w:tcPr>
           <w:p>
             <w:r>
-              <w:t>For large k, explain why (k−q)≈k, and use this to justify Section 3.1's claim that each term of the trace grows like k².</w:t>
+              <w:rPr>
+                <w:b/>
+              </w:rPr>
+              <w:t>Core.</w:t>
+            </w:r>
+            <w:r>
+              <w:t xml:space="preserve"> For large k, explain why (k−q)≈k, and use this to justify Section 3.1's claim that each term of the trace grows like k².</w:t>
             </w:r>
           </w:p>
         </w:tc>
@@ -2653,7 +3182,13 @@
           </w:tcPr>
           <w:p>
             <w:r>
-              <w:t>Explain why each propagator denominator, k²−m² or (k−q)²−m², grows like k² at large k, and combine both to justify the claim that the full denominator grows like k⁴.</w:t>
+              <w:rPr>
+                <w:b/>
+              </w:rPr>
+              <w:t>Core.</w:t>
+            </w:r>
+            <w:r>
+              <w:t xml:space="preserve"> Explain why each propagator denominator, k²−m² or (k−q)²−m², grows like k² at large k, and combine both to justify the claim that the full denominator grows like k⁴.</w:t>
             </w:r>
           </w:p>
         </w:tc>
@@ -2691,7 +3226,13 @@
           </w:tcPr>
           <w:p>
             <w:r>
-              <w:t>Combine Exercises 8 and 9 to confirm the integrand behaves like 1/k² at large k.</w:t>
+              <w:rPr>
+                <w:b/>
+              </w:rPr>
+              <w:t>Extension.</w:t>
+            </w:r>
+            <w:r>
+              <w:t xml:space="preserve"> Combine Exercises 8 and 9 to confirm the integrand behaves like 1/k² at large k.</w:t>
             </w:r>
           </w:p>
         </w:tc>
@@ -2727,7 +3268,13 @@
           </w:tcPr>
           <w:p>
             <w:r>
-              <w:t>State the four-dimensional volume element in spherical coordinates, and explain why it contributes a factor of k³dk to the radial integral.</w:t>
+              <w:rPr>
+                <w:b/>
+              </w:rPr>
+              <w:t>Extension.</w:t>
+            </w:r>
+            <w:r>
+              <w:t xml:space="preserve"> State the four-dimensional volume element in spherical coordinates, and explain why it contributes a factor of k³dk to the radial integral.</w:t>
             </w:r>
           </w:p>
         </w:tc>
@@ -2765,7 +3312,13 @@
           </w:tcPr>
           <w:p>
             <w:r>
-              <w:t>Combine Exercise 10 and Exercise 11 to derive Section 3.2's result, that the radial integral grows like ∫k dk, and state how this compares to a logarithmic divergence.</w:t>
+              <w:rPr>
+                <w:b/>
+              </w:rPr>
+              <w:t>Extension.</w:t>
+            </w:r>
+            <w:r>
+              <w:t xml:space="preserve"> Combine Exercise 10 and Exercise 11 to derive Section 3.2's result, that the radial integral grows like ∫k dk, and state how this compares to a logarithmic divergence.</w:t>
             </w:r>
           </w:p>
         </w:tc>
@@ -2801,7 +3354,49 @@
           </w:tcPr>
           <w:p>
             <w:r>
-              <w:t>Verify that q_μ(q²g^μν−q^μq^ν)=0 by direct substitution, confirming this specific combination satisfies the transversality condition of Section 4.1.</w:t>
+              <w:rPr>
+                <w:b/>
+              </w:rPr>
+              <w:t>Core.</w:t>
+            </w:r>
+            <w:r>
+              <w:t xml:space="preserve"> Verify that q</w:t>
+            </w:r>
+            <w:r>
+              <w:rPr>
+                <w:vertAlign w:val="subscript"/>
+              </w:rPr>
+              <w:t>μ</w:t>
+            </w:r>
+            <w:r>
+              <w:t>(q²g</w:t>
+            </w:r>
+            <w:r>
+              <w:rPr>
+                <w:vertAlign w:val="superscript"/>
+              </w:rPr>
+              <w:t>μν</w:t>
+            </w:r>
+            <w:r>
+              <w:t>−q</w:t>
+            </w:r>
+            <w:r>
+              <w:rPr>
+                <w:vertAlign w:val="superscript"/>
+              </w:rPr>
+              <w:t>μ</w:t>
+            </w:r>
+            <w:r>
+              <w:t>q</w:t>
+            </w:r>
+            <w:r>
+              <w:rPr>
+                <w:vertAlign w:val="superscript"/>
+              </w:rPr>
+              <w:t>ν</w:t>
+            </w:r>
+            <w:r>
+              <w:t>)=0 by direct substitution, confirming this specific combination satisfies the transversality condition of Section 4.1.</w:t>
             </w:r>
           </w:p>
         </w:tc>
@@ -2839,7 +3434,22 @@
           </w:tcPr>
           <w:p>
             <w:r>
-              <w:t>Explain, in your own words, why an object proportional to q^μ alone (rather than the combination of Exercise 13) would fail to be transverse, and why Section 4.1 rules such a term out on physical grounds.</w:t>
+              <w:rPr>
+                <w:b/>
+              </w:rPr>
+              <w:t>Extension.</w:t>
+            </w:r>
+            <w:r>
+              <w:t xml:space="preserve"> Explain, in your own words, why an object proportional to q</w:t>
+            </w:r>
+            <w:r>
+              <w:rPr>
+                <w:vertAlign w:val="superscript"/>
+              </w:rPr>
+              <w:t>μ</w:t>
+            </w:r>
+            <w:r>
+              <w:t xml:space="preserve"> alone (rather than the combination of Exercise 13) would fail to be transverse, and why Section 4.1 rules such a term out on physical grounds.</w:t>
             </w:r>
           </w:p>
         </w:tc>
@@ -2875,7 +3485,13 @@
           </w:tcPr>
           <w:p>
             <w:r>
-              <w:t>Restate, in one or two sentences each, the three separate jobs Section 5 identifies as still needing to be done, and name the lesson responsible for each.</w:t>
+              <w:rPr>
+                <w:b/>
+              </w:rPr>
+              <w:t>Extension.</w:t>
+            </w:r>
+            <w:r>
+              <w:t xml:space="preserve"> Restate, in one or two sentences each, the three separate jobs Section 5 identifies as still needing to be done, and name the lesson responsible for each.</w:t>
             </w:r>
           </w:p>
         </w:tc>
@@ -2913,7 +3529,13 @@
           </w:tcPr>
           <w:p>
             <w:r>
-              <w:t>Challenge: explain why Worked example 4's caution (that transversality is expected, not yet proven, for this specific integral) matters for how a reader should treat any physics claim introduced with words like "should" or "is expected to," contrasting this with a claim this lesson actually proved, such as Section 2.2's trace.</w:t>
+              <w:rPr>
+                <w:b/>
+              </w:rPr>
+              <w:t>Challenge.</w:t>
+            </w:r>
+            <w:r>
+              <w:t xml:space="preserve"> Explain why Worked example 4's caution (that transversality is expected, not yet proven, for this specific integral) matters for how a reader should treat any physics claim introduced with words like "should" or "is expected to," contrasting this with a claim this lesson actually proved, such as Section 2.2's trace.</w:t>
             </w:r>
           </w:p>
         </w:tc>
@@ -2930,6 +3552,14 @@
     <w:p>
       <w:r>
         <w:rPr>
+          <w:i/>
+        </w:rPr>
+        <w:t>Attempt each exercise before reading its solution. If you are stuck, read only the first sentence of the solution, then try again.</w:t>
+      </w:r>
+    </w:p>
+    <w:p>
+      <w:r>
+        <w:rPr>
           <w:b/>
         </w:rPr>
         <w:t>1.</w:t>
@@ -2938,7 +3568,16 @@
         <w:t xml:space="preserve"> </w:t>
       </w:r>
       <w:r>
-        <w:t>The vertex factor ieγ^μ: Lesson 45. The fermion propagators i(k̸+m)/(k²−m²+iε): Lesson 47. The trace over the closed loop: the general spin-sum technology of Lesson 52, here applied with no external spinors to contract against. The closed-loop minus sign: Lesson 37, Section 6.2.</w:t>
+        <w:t>The vertex factor ieγ</w:t>
+      </w:r>
+      <w:r>
+        <w:rPr>
+          <w:vertAlign w:val="superscript"/>
+        </w:rPr>
+        <w:t>μ</w:t>
+      </w:r>
+      <w:r>
+        <w:t>: Lesson 45. The fermion propagators i(k̸+m)/(k²−m²+iε): Lesson 47. The trace over the closed loop: the general spin-sum technology of Lesson 52, here applied with no external spinors to contract against. The closed-loop minus sign: Lesson 37, Section 6.2.</w:t>
       </w:r>
     </w:p>
     <w:p>
@@ -2980,7 +3619,70 @@
         <w:t xml:space="preserve"> </w:t>
       </w:r>
       <w:r>
-        <w:t>Tr[(p̸₁+m)γ^μ(p̸₂+m)γ^ν]=4[p₁^μp₂^ν+p₁^νp₂^μ−g^μν(p₁·p₂−m²)] (Lesson 21, Section 5).</w:t>
+        <w:t>Tr[(p̸₁+m)γ</w:t>
+      </w:r>
+      <w:r>
+        <w:rPr>
+          <w:vertAlign w:val="superscript"/>
+        </w:rPr>
+        <w:t>μ</w:t>
+      </w:r>
+      <w:r>
+        <w:t>(p̸₂+m)γ</w:t>
+      </w:r>
+      <w:r>
+        <w:rPr>
+          <w:vertAlign w:val="superscript"/>
+        </w:rPr>
+        <w:t>ν</w:t>
+      </w:r>
+      <w:r>
+        <w:t>]=4[p₁</w:t>
+      </w:r>
+      <w:r>
+        <w:rPr>
+          <w:vertAlign w:val="superscript"/>
+        </w:rPr>
+        <w:t>μ</w:t>
+      </w:r>
+      <w:r>
+        <w:t>p₂</w:t>
+      </w:r>
+      <w:r>
+        <w:rPr>
+          <w:vertAlign w:val="superscript"/>
+        </w:rPr>
+        <w:t>ν</w:t>
+      </w:r>
+      <w:r>
+        <w:t>+p₁</w:t>
+      </w:r>
+      <w:r>
+        <w:rPr>
+          <w:vertAlign w:val="superscript"/>
+        </w:rPr>
+        <w:t>ν</w:t>
+      </w:r>
+      <w:r>
+        <w:t>p₂</w:t>
+      </w:r>
+      <w:r>
+        <w:rPr>
+          <w:vertAlign w:val="superscript"/>
+        </w:rPr>
+        <w:t>μ</w:t>
+      </w:r>
+      <w:r>
+        <w:t>−g</w:t>
+      </w:r>
+      <w:r>
+        <w:rPr>
+          <w:vertAlign w:val="superscript"/>
+        </w:rPr>
+        <w:t>μν</w:t>
+      </w:r>
+      <w:r>
+        <w:t>(p₁·p₂−m²)] (Lesson 21, Section 5).</w:t>
       </w:r>
     </w:p>
     <w:p>
@@ -2994,7 +3696,43 @@
         <w:t xml:space="preserve"> </w:t>
       </w:r>
       <w:r>
-        <w:t>Tr[γ^μ(k̸+m)γ^ν((k̸−q̸)+m)]=Tr[((k̸−q̸)+m)γ^μ(k̸+m)γ^ν], moving the final factor to the front of the product, a valid rearrangement since the trace of a product is invariant under cyclic permutation of its factors.</w:t>
+        <w:t>Tr[γ</w:t>
+      </w:r>
+      <w:r>
+        <w:rPr>
+          <w:vertAlign w:val="superscript"/>
+        </w:rPr>
+        <w:t>μ</w:t>
+      </w:r>
+      <w:r>
+        <w:t>(k̸+m)γ</w:t>
+      </w:r>
+      <w:r>
+        <w:rPr>
+          <w:vertAlign w:val="superscript"/>
+        </w:rPr>
+        <w:t>ν</w:t>
+      </w:r>
+      <w:r>
+        <w:t>((k̸−q̸)+m)]=Tr[((k̸−q̸)+m)γ</w:t>
+      </w:r>
+      <w:r>
+        <w:rPr>
+          <w:vertAlign w:val="superscript"/>
+        </w:rPr>
+        <w:t>μ</w:t>
+      </w:r>
+      <w:r>
+        <w:t>(k̸+m)γ</w:t>
+      </w:r>
+      <w:r>
+        <w:rPr>
+          <w:vertAlign w:val="superscript"/>
+        </w:rPr>
+        <w:t>ν</w:t>
+      </w:r>
+      <w:r>
+        <w:t>], moving the final factor to the front of the product, a valid rearrangement since the trace of a product is invariant under cyclic permutation of its factors.</w:t>
       </w:r>
     </w:p>
     <w:p>
@@ -3008,7 +3746,70 @@
         <w:t xml:space="preserve"> </w:t>
       </w:r>
       <w:r>
-        <w:t>Substituting p₁=k−q, p₂=k into Exercise 4's formula: Tr[((k̸−q̸)+m)γ^μ(k̸+m)γ^ν]=4[(k−q)^μk^ν+(k−q)^νk^μ−g^μν((k−q)·k−m²)], exactly Section 2.2.</w:t>
+        <w:t>Substituting p₁=k−q, p₂=k into Exercise 4's formula: Tr[((k̸−q̸)+m)γ</w:t>
+      </w:r>
+      <w:r>
+        <w:rPr>
+          <w:vertAlign w:val="superscript"/>
+        </w:rPr>
+        <w:t>μ</w:t>
+      </w:r>
+      <w:r>
+        <w:t>(k̸+m)γ</w:t>
+      </w:r>
+      <w:r>
+        <w:rPr>
+          <w:vertAlign w:val="superscript"/>
+        </w:rPr>
+        <w:t>ν</w:t>
+      </w:r>
+      <w:r>
+        <w:t>]=4[(k−q)</w:t>
+      </w:r>
+      <w:r>
+        <w:rPr>
+          <w:vertAlign w:val="superscript"/>
+        </w:rPr>
+        <w:t>μ</w:t>
+      </w:r>
+      <w:r>
+        <w:t>k</w:t>
+      </w:r>
+      <w:r>
+        <w:rPr>
+          <w:vertAlign w:val="superscript"/>
+        </w:rPr>
+        <w:t>ν</w:t>
+      </w:r>
+      <w:r>
+        <w:t>+(k−q)</w:t>
+      </w:r>
+      <w:r>
+        <w:rPr>
+          <w:vertAlign w:val="superscript"/>
+        </w:rPr>
+        <w:t>ν</w:t>
+      </w:r>
+      <w:r>
+        <w:t>k</w:t>
+      </w:r>
+      <w:r>
+        <w:rPr>
+          <w:vertAlign w:val="superscript"/>
+        </w:rPr>
+        <w:t>μ</w:t>
+      </w:r>
+      <w:r>
+        <w:t>−g</w:t>
+      </w:r>
+      <w:r>
+        <w:rPr>
+          <w:vertAlign w:val="superscript"/>
+        </w:rPr>
+        <w:t>μν</w:t>
+      </w:r>
+      <w:r>
+        <w:t>((k−q)·k−m²)], exactly Section 2.2.</w:t>
       </w:r>
     </w:p>
     <w:p>
@@ -3022,7 +3823,34 @@
         <w:t xml:space="preserve"> </w:t>
       </w:r>
       <w:r>
-        <w:t>Worked example 2 noted that Lesson 21's derivation used only the Clifford algebra {γ^μ,γ^ν}=2g^μν and the definition of a trace, neither of which refers to whether the four-vectors involved are external, on-shell momenta or an internal, integrated loop momentum and its shift; the identity holds for any two four-vectors substituted into those positions, so k and k−q are as valid a substitution as any pair of external momenta.</w:t>
+        <w:t>Worked example 2 noted that Lesson 21's derivation used only the Clifford algebra {γ</w:t>
+      </w:r>
+      <w:r>
+        <w:rPr>
+          <w:vertAlign w:val="superscript"/>
+        </w:rPr>
+        <w:t>μ</w:t>
+      </w:r>
+      <w:r>
+        <w:t>,γ</w:t>
+      </w:r>
+      <w:r>
+        <w:rPr>
+          <w:vertAlign w:val="superscript"/>
+        </w:rPr>
+        <w:t>ν</w:t>
+      </w:r>
+      <w:r>
+        <w:t>}=2g</w:t>
+      </w:r>
+      <w:r>
+        <w:rPr>
+          <w:vertAlign w:val="superscript"/>
+        </w:rPr>
+        <w:t>μν</w:t>
+      </w:r>
+      <w:r>
+        <w:t xml:space="preserve"> and the definition of a trace, neither of which refers to whether the four-vectors involved are external, on-shell momenta or an internal, integrated loop momentum and its shift; the identity holds for any two four-vectors substituted into those positions, so k and k−q are as valid a substitution as any pair of external momenta.</w:t>
       </w:r>
     </w:p>
     <w:p>
@@ -3106,7 +3934,151 @@
         <w:t xml:space="preserve"> </w:t>
       </w:r>
       <w:r>
-        <w:t>q_μ(q²g^μν−q^μq^ν)=q²q_μg^μν−q_μq^μq^ν=q²q^ν−q²q^ν=0, using q_μg^μν=q^ν and q_μq^μ=q².</w:t>
+        <w:t>q</w:t>
+      </w:r>
+      <w:r>
+        <w:rPr>
+          <w:vertAlign w:val="subscript"/>
+        </w:rPr>
+        <w:t>μ</w:t>
+      </w:r>
+      <w:r>
+        <w:t>(q²g</w:t>
+      </w:r>
+      <w:r>
+        <w:rPr>
+          <w:vertAlign w:val="superscript"/>
+        </w:rPr>
+        <w:t>μν</w:t>
+      </w:r>
+      <w:r>
+        <w:t>−q</w:t>
+      </w:r>
+      <w:r>
+        <w:rPr>
+          <w:vertAlign w:val="superscript"/>
+        </w:rPr>
+        <w:t>μ</w:t>
+      </w:r>
+      <w:r>
+        <w:t>q</w:t>
+      </w:r>
+      <w:r>
+        <w:rPr>
+          <w:vertAlign w:val="superscript"/>
+        </w:rPr>
+        <w:t>ν</w:t>
+      </w:r>
+      <w:r>
+        <w:t>)=q²q</w:t>
+      </w:r>
+      <w:r>
+        <w:rPr>
+          <w:vertAlign w:val="subscript"/>
+        </w:rPr>
+        <w:t>μ</w:t>
+      </w:r>
+      <w:r>
+        <w:t>g</w:t>
+      </w:r>
+      <w:r>
+        <w:rPr>
+          <w:vertAlign w:val="superscript"/>
+        </w:rPr>
+        <w:t>μν</w:t>
+      </w:r>
+      <w:r>
+        <w:t>−q</w:t>
+      </w:r>
+      <w:r>
+        <w:rPr>
+          <w:vertAlign w:val="subscript"/>
+        </w:rPr>
+        <w:t>μ</w:t>
+      </w:r>
+      <w:r>
+        <w:t>q</w:t>
+      </w:r>
+      <w:r>
+        <w:rPr>
+          <w:vertAlign w:val="superscript"/>
+        </w:rPr>
+        <w:t>μ</w:t>
+      </w:r>
+      <w:r>
+        <w:t>q</w:t>
+      </w:r>
+      <w:r>
+        <w:rPr>
+          <w:vertAlign w:val="superscript"/>
+        </w:rPr>
+        <w:t>ν</w:t>
+      </w:r>
+      <w:r>
+        <w:t>=q²q</w:t>
+      </w:r>
+      <w:r>
+        <w:rPr>
+          <w:vertAlign w:val="superscript"/>
+        </w:rPr>
+        <w:t>ν</w:t>
+      </w:r>
+      <w:r>
+        <w:t>−q²q</w:t>
+      </w:r>
+      <w:r>
+        <w:rPr>
+          <w:vertAlign w:val="superscript"/>
+        </w:rPr>
+        <w:t>ν</w:t>
+      </w:r>
+      <w:r>
+        <w:t>=0, using q</w:t>
+      </w:r>
+      <w:r>
+        <w:rPr>
+          <w:vertAlign w:val="subscript"/>
+        </w:rPr>
+        <w:t>μ</w:t>
+      </w:r>
+      <w:r>
+        <w:t>g</w:t>
+      </w:r>
+      <w:r>
+        <w:rPr>
+          <w:vertAlign w:val="superscript"/>
+        </w:rPr>
+        <w:t>μν</w:t>
+      </w:r>
+      <w:r>
+        <w:t>=q</w:t>
+      </w:r>
+      <w:r>
+        <w:rPr>
+          <w:vertAlign w:val="superscript"/>
+        </w:rPr>
+        <w:t>ν</w:t>
+      </w:r>
+      <w:r>
+        <w:t xml:space="preserve"> and q</w:t>
+      </w:r>
+      <w:r>
+        <w:rPr>
+          <w:vertAlign w:val="subscript"/>
+        </w:rPr>
+        <w:t>μ</w:t>
+      </w:r>
+      <w:r>
+        <w:t>q</w:t>
+      </w:r>
+      <w:r>
+        <w:rPr>
+          <w:vertAlign w:val="superscript"/>
+        </w:rPr>
+        <w:t>μ</w:t>
+      </w:r>
+      <w:r>
+        <w:t>=q².</w:t>
       </w:r>
     </w:p>
     <w:p>
@@ -3120,7 +4092,52 @@
         <w:t xml:space="preserve"> </w:t>
       </w:r>
       <w:r>
-        <w:t>A term proportional to q^μ alone, contracted with q_μ, would give q_μq^μ=q², a generally nonzero number, not zero; since Section 4.1 requires the contraction with a conserved current (and, by extension, with q_μ itself in an appropriate sense) to vanish, such a term is physically inadmissible, while the specific combination of Exercise 13 is constructed precisely to avoid this failure.</w:t>
+        <w:t>A term proportional to q</w:t>
+      </w:r>
+      <w:r>
+        <w:rPr>
+          <w:vertAlign w:val="superscript"/>
+        </w:rPr>
+        <w:t>μ</w:t>
+      </w:r>
+      <w:r>
+        <w:t xml:space="preserve"> alone, contracted with q</w:t>
+      </w:r>
+      <w:r>
+        <w:rPr>
+          <w:vertAlign w:val="subscript"/>
+        </w:rPr>
+        <w:t>μ</w:t>
+      </w:r>
+      <w:r>
+        <w:t>, would give q</w:t>
+      </w:r>
+      <w:r>
+        <w:rPr>
+          <w:vertAlign w:val="subscript"/>
+        </w:rPr>
+        <w:t>μ</w:t>
+      </w:r>
+      <w:r>
+        <w:t>q</w:t>
+      </w:r>
+      <w:r>
+        <w:rPr>
+          <w:vertAlign w:val="superscript"/>
+        </w:rPr>
+        <w:t>μ</w:t>
+      </w:r>
+      <w:r>
+        <w:t>=q², a generally nonzero number, not zero; since Section 4.1 requires the contraction with a conserved current (and, by extension, with q</w:t>
+      </w:r>
+      <w:r>
+        <w:rPr>
+          <w:vertAlign w:val="subscript"/>
+        </w:rPr>
+        <w:t>μ</w:t>
+      </w:r>
+      <w:r>
+        <w:t xml:space="preserve"> itself in an appropriate sense) to vanish, such a term is physically inadmissible, while the specific combination of Exercise 13 is constructed precisely to avoid this failure.</w:t>
       </w:r>
     </w:p>
     <w:p>
@@ -3156,47 +4173,12 @@
         <w:pStyle w:val="Heading2"/>
       </w:pPr>
       <w:r>
-        <w:t>Mastery checklist</w:t>
+        <w:t>Mastery check</w:t>
       </w:r>
     </w:p>
     <w:p>
-      <w:pPr>
-        <w:pStyle w:val="ListBullet"/>
-      </w:pPr>
-      <w:r>
-        <w:t>I can assemble the vacuum polarization integral from its four ingredients, each traced to the lesson that derived it.</w:t>
-      </w:r>
-    </w:p>
-    <w:p>
-      <w:pPr>
-        <w:pStyle w:val="ListBullet"/>
-      </w:pPr>
-      <w:r>
-        <w:t>I can compute the loop's trace by direct substitution into Lesson 21's already-established formula.</w:t>
-      </w:r>
-    </w:p>
-    <w:p>
-      <w:pPr>
-        <w:pStyle w:val="ListBullet"/>
-      </w:pPr>
-      <w:r>
-        <w:t>I can count powers of the loop momentum to show the integral grows like Λ² at large momentum.</w:t>
-      </w:r>
-    </w:p>
-    <w:p>
-      <w:pPr>
-        <w:pStyle w:val="ListBullet"/>
-      </w:pPr>
-      <w:r>
-        <w:t>I can explain, in physical terms, why the finished answer is expected to be transverse, and state plainly that this expectation is not yet a proof.</w:t>
-      </w:r>
-    </w:p>
-    <w:p>
-      <w:pPr>
-        <w:pStyle w:val="ListBullet"/>
-      </w:pPr>
-      <w:r>
-        <w:t>I can list the three tasks that remain and name the lesson that completes each one.</w:t>
+      <w:r>
+        <w:t>Before moving on, do the Core exercises without looking at the solutions and state this lesson's main result from memory. If both go smoothly, continue; if not, reread the sections the missed exercises cite.</w:t>
       </w:r>
     </w:p>
     <w:p>
@@ -3248,7 +4230,7 @@
         <w:color w:val="5A5A5A"/>
         <w:sz w:val="16"/>
       </w:rPr>
-      <w:t>QED Course   Lesson 63</w:t>
+      <w:t>A QED Course   Lesson 63</w:t>
     </w:r>
   </w:p>
 </w:hdr>
